--- a/Phase 2/IEEE paper -v4.docx
+++ b/Phase 2/IEEE paper -v4.docx
@@ -268,6 +268,8 @@
         </w:rPr>
         <w:t>,</w:t>
       </w:r>
+      <w:bookmarkStart w:id="0" w:name="_GoBack"/>
+      <w:bookmarkEnd w:id="0"/>
     </w:p>
     <w:p>
       <w:pPr>
@@ -350,23 +352,20 @@
         </w:rPr>
         <w:t>1</w:t>
       </w:r>
-      <w:hyperlink r:id="rId6" w:history="1">
-        <w:r>
-          <w:rPr>
-            <w:rStyle w:val="Hyperlink"/>
-            <w:rFonts w:ascii="Times New Roman" w:eastAsiaTheme="majorEastAsia" w:hAnsi="Times New Roman" w:cs="Times New Roman"/>
-            <w:sz w:val="18"/>
-            <w:szCs w:val="18"/>
-          </w:rPr>
-          <w:t>thanigaivelrubesh1@gmail.com</w:t>
-        </w:r>
-      </w:hyperlink>
       <w:r>
         <w:rPr>
           <w:rFonts w:ascii="Times New Roman" w:eastAsiaTheme="majorEastAsia" w:hAnsi="Times New Roman" w:cs="Times New Roman"/>
           <w:sz w:val="18"/>
           <w:szCs w:val="18"/>
         </w:rPr>
+        <w:t>thanigaivelrubesh1@gmail.com</w:t>
+      </w:r>
+      <w:r>
+        <w:rPr>
+          <w:rFonts w:ascii="Times New Roman" w:eastAsiaTheme="majorEastAsia" w:hAnsi="Times New Roman" w:cs="Times New Roman"/>
+          <w:sz w:val="18"/>
+          <w:szCs w:val="18"/>
+        </w:rPr>
         <w:t xml:space="preserve">, </w:t>
       </w:r>
       <w:r>
@@ -375,23 +374,28 @@
         </w:rPr>
         <w:t>2</w:t>
       </w:r>
-      <w:hyperlink r:id="rId7" w:history="1">
-        <w:r>
-          <w:rPr>
-            <w:rStyle w:val="Hyperlink"/>
-            <w:rFonts w:ascii="Times New Roman" w:hAnsi="Times New Roman" w:cs="Times New Roman"/>
-            <w:sz w:val="18"/>
-            <w:szCs w:val="18"/>
-          </w:rPr>
-          <w:t>thirumal.se@vistas.ac.in</w:t>
-        </w:r>
-      </w:hyperlink>
       <w:r>
         <w:rPr>
           <w:rFonts w:ascii="Times New Roman" w:hAnsi="Times New Roman" w:cs="Times New Roman"/>
           <w:sz w:val="18"/>
           <w:szCs w:val="18"/>
         </w:rPr>
+        <w:t>thirumal</w:t>
+      </w:r>
+      <w:r>
+        <w:rPr>
+          <w:rFonts w:ascii="Times New Roman" w:hAnsi="Times New Roman" w:cs="Times New Roman"/>
+          <w:sz w:val="18"/>
+          <w:szCs w:val="18"/>
+        </w:rPr>
+        <w:t>.se@vistas.ac.in</w:t>
+      </w:r>
+      <w:r>
+        <w:rPr>
+          <w:rFonts w:ascii="Times New Roman" w:hAnsi="Times New Roman" w:cs="Times New Roman"/>
+          <w:sz w:val="18"/>
+          <w:szCs w:val="18"/>
+        </w:rPr>
         <w:t xml:space="preserve">, </w:t>
       </w:r>
       <w:r>
@@ -402,7 +406,6 @@
       </w:r>
       <w:r>
         <w:rPr>
-          <w:rStyle w:val="Hyperlink"/>
           <w:rFonts w:ascii="Times New Roman" w:hAnsi="Times New Roman" w:cs="Times New Roman"/>
           <w:sz w:val="18"/>
           <w:szCs w:val="18"/>
@@ -3025,7 +3028,7 @@
                     </pic:cNvPicPr>
                   </pic:nvPicPr>
                   <pic:blipFill>
-                    <a:blip r:embed="rId8">
+                    <a:blip r:embed="rId6">
                       <a:extLst>
                         <a:ext uri="{28A0092B-C50C-407E-A947-70E740481C1C}">
                           <a14:useLocalDpi xmlns:a14="http://schemas.microsoft.com/office/drawing/2010/main" val="0"/>
@@ -3657,23 +3660,13 @@
         </w:rPr>
         <w:t xml:space="preserve">An LLM is used through the API </w:t>
       </w:r>
-      <w:proofErr w:type="spellStart"/>
-      <w:r>
-        <w:rPr>
-          <w:rFonts w:eastAsiaTheme="minorHAnsi"/>
-          <w:sz w:val="20"/>
-          <w:szCs w:val="20"/>
-        </w:rPr>
-        <w:t>for</w:t>
-      </w:r>
-      <w:proofErr w:type="spellEnd"/>
-      <w:r>
-        <w:rPr>
-          <w:rFonts w:eastAsiaTheme="minorHAnsi"/>
-          <w:sz w:val="20"/>
-          <w:szCs w:val="20"/>
-        </w:rPr>
-        <w:t xml:space="preserve"> </w:t>
+      <w:r>
+        <w:rPr>
+          <w:rFonts w:eastAsiaTheme="minorHAnsi"/>
+          <w:sz w:val="20"/>
+          <w:szCs w:val="20"/>
+        </w:rPr>
+        <w:t xml:space="preserve">for </w:t>
       </w:r>
       <w:r>
         <w:rPr>
@@ -4319,7 +4312,7 @@
                     <pic:cNvPicPr/>
                   </pic:nvPicPr>
                   <pic:blipFill>
-                    <a:blip r:embed="rId9"/>
+                    <a:blip r:embed="rId7"/>
                     <a:stretch>
                       <a:fillRect/>
                     </a:stretch>
@@ -4419,7 +4412,7 @@
                     <pic:cNvPicPr/>
                   </pic:nvPicPr>
                   <pic:blipFill>
-                    <a:blip r:embed="rId10"/>
+                    <a:blip r:embed="rId8"/>
                     <a:stretch>
                       <a:fillRect/>
                     </a:stretch>
@@ -5422,27 +5415,7 @@
           <w:szCs w:val="20"/>
           <w:lang w:val="en-US" w:eastAsia="x-none"/>
         </w:rPr>
-        <w:t xml:space="preserve"> in </w:t>
-      </w:r>
-      <w:r>
-        <w:rPr>
-          <w:rFonts w:eastAsia="SimSun"/>
-          <w:spacing w:val="-1"/>
-          <w:sz w:val="20"/>
-          <w:szCs w:val="20"/>
-          <w:lang w:val="en-US" w:eastAsia="x-none"/>
-        </w:rPr>
-        <w:t>modular</w:t>
-      </w:r>
-      <w:r>
-        <w:rPr>
-          <w:rFonts w:eastAsia="SimSun"/>
-          <w:spacing w:val="-1"/>
-          <w:sz w:val="20"/>
-          <w:szCs w:val="20"/>
-          <w:lang w:val="en-US" w:eastAsia="x-none"/>
-        </w:rPr>
-        <w:t xml:space="preserve"> way</w:t>
+        <w:t xml:space="preserve"> in modular way</w:t>
       </w:r>
       <w:r>
         <w:rPr>
@@ -6060,8 +6033,6 @@
       <w:r>
         <w:t xml:space="preserve"> </w:t>
       </w:r>
-      <w:bookmarkStart w:id="0" w:name="_GoBack"/>
-      <w:bookmarkEnd w:id="0"/>
       <w:r>
         <w:rPr>
           <w:lang w:val="en-US"/>
@@ -7007,16 +6978,13 @@
         </w:rPr>
         <w:t xml:space="preserve">]. Available: </w:t>
       </w:r>
-      <w:hyperlink r:id="rId11" w:tgtFrame="_new" w:history="1">
-        <w:r>
-          <w:rPr>
-            <w:rStyle w:val="Hyperlink"/>
-            <w:sz w:val="18"/>
-            <w:szCs w:val="18"/>
-          </w:rPr>
-          <w:t>https://docs.oracle.com/en/database/oracle/apex/</w:t>
-        </w:r>
-      </w:hyperlink>
+      <w:r>
+        <w:rPr>
+          <w:sz w:val="18"/>
+          <w:szCs w:val="18"/>
+        </w:rPr>
+        <w:t>https://docs.oracle.com/en/database/oracle/apex/</w:t>
+      </w:r>
     </w:p>
     <w:p>
       <w:pPr>
@@ -7081,16 +7049,13 @@
         </w:rPr>
         <w:t xml:space="preserve">]. Available: </w:t>
       </w:r>
-      <w:hyperlink r:id="rId12" w:tgtFrame="_new" w:history="1">
-        <w:r>
-          <w:rPr>
-            <w:rStyle w:val="Hyperlink"/>
-            <w:sz w:val="18"/>
-            <w:szCs w:val="18"/>
-          </w:rPr>
-          <w:t>https://llamaindex.ai</w:t>
-        </w:r>
-      </w:hyperlink>
+      <w:r>
+        <w:rPr>
+          <w:sz w:val="18"/>
+          <w:szCs w:val="18"/>
+        </w:rPr>
+        <w:t>https://llamaindex.ai</w:t>
+      </w:r>
     </w:p>
     <w:p>
       <w:pPr>
@@ -7188,16 +7153,13 @@
         </w:rPr>
         <w:t xml:space="preserve">]. Available: </w:t>
       </w:r>
-      <w:hyperlink r:id="rId13" w:tgtFrame="_new" w:history="1">
-        <w:r>
-          <w:rPr>
-            <w:rStyle w:val="Hyperlink"/>
-            <w:sz w:val="18"/>
-            <w:szCs w:val="18"/>
-          </w:rPr>
-          <w:t>https://docs.langchain.com</w:t>
-        </w:r>
-      </w:hyperlink>
+      <w:r>
+        <w:rPr>
+          <w:sz w:val="18"/>
+          <w:szCs w:val="18"/>
+        </w:rPr>
+        <w:t>https://docs.langchain.com</w:t>
+      </w:r>
     </w:p>
     <w:p>
       <w:pPr>
@@ -7280,16 +7242,13 @@
           <w:szCs w:val="18"/>
         </w:rPr>
       </w:pPr>
-      <w:hyperlink w:history="1">
-        <w:r>
-          <w:rPr>
-            <w:rStyle w:val="Hyperlink"/>
-            <w:sz w:val="18"/>
-            <w:szCs w:val="18"/>
-          </w:rPr>
-          <w:t>https://platform.open ai.com/docs/guides/embeddings</w:t>
-        </w:r>
-      </w:hyperlink>
+      <w:r>
+        <w:rPr>
+          <w:sz w:val="18"/>
+          <w:szCs w:val="18"/>
+        </w:rPr>
+        <w:t>https://platform.open ai.com/docs/guides/embeddings</w:t>
+      </w:r>
     </w:p>
     <w:p>
       <w:pPr>
@@ -14536,7 +14495,7 @@
 </file>
 
 <file path=customXml/itemProps1.xml><?xml version="1.0" encoding="utf-8"?>
-<ds:datastoreItem xmlns:ds="http://schemas.openxmlformats.org/officeDocument/2006/customXml" ds:itemID="{85610F60-CD83-4629-A5ED-09B7D5BA6076}">
+<ds:datastoreItem xmlns:ds="http://schemas.openxmlformats.org/officeDocument/2006/customXml" ds:itemID="{81FEA8AC-4B0A-4E45-946A-51F7DF30E0BF}">
   <ds:schemaRefs>
     <ds:schemaRef ds:uri="http://schemas.openxmlformats.org/officeDocument/2006/bibliography"/>
   </ds:schemaRefs>
